--- a/Volume 1/Chapter 04 - Databases/SPA_Vol1_Ch4_Lesson4_0a_MySQL_Setup_Extended.docx
+++ b/Volume 1/Chapter 04 - Databases/SPA_Vol1_Ch4_Lesson4_0a_MySQL_Setup_Extended.docx
@@ -931,9 +931,132 @@
     </w:p>
     <w:p>
       <w:pPr>
+        <w:keepNext/>
+      </w:pPr>
+      <w:r>
+        <w:t>Next, let the tools create the Rust and Solidity project files. Remember, Cargo.toml names the project, its version, and its edition, and lists its crates under [dependencies]: cargo init .\rust --name setup_check --vcs none makes the rust folder a Cargo project named setup_check, with Cargo.toml and a starter src\main.rs (Lesson 1.12). Remember, cargo add pins the crate in Cargo.toml: mysql@=28.0.3 writes mysql = "=28.0.3", exactly that release (Lesson 2.17a). Each program of this lesson is its own file in</w:t>
+      </w:r>
+      <w:r>
+        <w:t xml:space="preserve"> src\bin, so the Connector Setup below deletes the starter src\main.rs right after cargo fetch, which needs a program to read the project, has used it. Remember, forge init --empty --force makes the Solidity project, and you type foundry.toml over its file: --empty leaves out the example contracts, and --force lets forge init fill the solidity folder you just made, which already holds the empty script folder.</w:t>
+      </w:r>
+    </w:p>
+    <w:p>
+      <w:pPr>
+        <w:keepNext/>
+      </w:pPr>
+    </w:p>
+    <w:p>
+      <w:pPr>
+        <w:pStyle w:val="CommandBlock"/>
+        <w:keepNext/>
+      </w:pPr>
+      <w:r>
+        <w:t>cargo init .\rust --name setup_check --vcs none</w:t>
+      </w:r>
+    </w:p>
+    <w:p>
+      <w:pPr>
+        <w:pStyle w:val="CommandBlock"/>
+        <w:keepNext/>
+      </w:pPr>
+      <w:r>
+        <w:t>cargo add --manifest-path .\rust\Cargo.toml mysql@=28.0.3</w:t>
+      </w:r>
+    </w:p>
+    <w:p>
+      <w:pPr>
+        <w:pStyle w:val="CommandBlock"/>
+      </w:pPr>
+      <w:r>
+        <w:t>forge init .\solidity --empty --no-git --offline --force</w:t>
+      </w:r>
+    </w:p>
+    <w:p>
+      <w:pPr>
+        <w:keepNext/>
+      </w:pPr>
+    </w:p>
+    <w:p>
+      <w:r>
+        <w:t>Then type the Solidity project's settings file, foundry.toml; these scripts read and write no files, so it allows none. As in Chapter 1, notepad .\solidity\foundry.toml opens the file forge init wrote: replace its text with the file below, save it with Ctrl+S, and close Notepad.</w:t>
+      </w:r>
+    </w:p>
+    <w:p>
+      <w:pPr>
+        <w:keepNext/>
+      </w:pPr>
+    </w:p>
+    <w:p>
+      <w:pPr>
         <w:pStyle w:val="Heading3"/>
       </w:pPr>
       <w:r>
+        <w:t>solidity/foundry.toml</w:t>
+      </w:r>
+    </w:p>
+    <w:p>
+      <w:pPr>
+        <w:pStyle w:val="SourceCode"/>
+        <w:keepNext/>
+      </w:pPr>
+      <w:r>
+        <w:t>[profile.default]</w:t>
+      </w:r>
+    </w:p>
+    <w:p>
+      <w:pPr>
+        <w:pStyle w:val="SourceCode"/>
+        <w:keepNext/>
+      </w:pPr>
+      <w:r>
+        <w:t># The scripts in script/ are the only Solidity sources in this project.</w:t>
+      </w:r>
+    </w:p>
+    <w:p>
+      <w:pPr>
+        <w:pStyle w:val="SourceCode"/>
+        <w:keepNext/>
+      </w:pPr>
+      <w:r>
+        <w:t>src = "script"</w:t>
+      </w:r>
+    </w:p>
+    <w:p>
+      <w:pPr>
+        <w:pStyle w:val="SourceCode"/>
+        <w:keepNext/>
+      </w:pPr>
+      <w:r>
+        <w:t># forge install puts forge-std in lib/.</w:t>
+      </w:r>
+    </w:p>
+    <w:p>
+      <w:pPr>
+        <w:pStyle w:val="SourceCode"/>
+        <w:keepNext/>
+      </w:pPr>
+      <w:r>
+        <w:t>libs = ["lib"]</w:t>
+      </w:r>
+    </w:p>
+    <w:p>
+      <w:pPr>
+        <w:pStyle w:val="SourceCode"/>
+      </w:pPr>
+      <w:r>
+        <w:t># The scripts read and write no files, so no fs_permissions are needed.</w:t>
+      </w:r>
+    </w:p>
+    <w:p>
+      <w:pPr>
+        <w:keepNext/>
+      </w:pPr>
+    </w:p>
+    <w:p>
+      <w:pPr>
+        <w:pStyle w:val="Heading3"/>
+      </w:pPr>
+      <w:r>
         <w:t>Linux or macOS Project Setup</w:t>
       </w:r>
     </w:p>
@@ -982,8 +1105,62 @@
       </w:pPr>
     </w:p>
     <w:p>
-      <w:r>
-        <w:t>Save each source and supporting file from this lesson into the matching path in the project layout. As in Chapter 1, notepad .\rust\Cargo.toml creates and opens one: choose Yes, type the file, save it with Ctrl+S, and close Notepad (on Linux or macOS, nano ./rust/Cargo.toml: type the file, then save and close it with Ctrl+O, Enter, then Ctrl+X). The Linux commands leave out the assembly folder, because Linux Assembly is deferred.</w:t>
+      <w:pPr>
+        <w:keepNext/>
+      </w:pPr>
+      <w:r>
+        <w:t>Then create the Rust and Solidity project files with the same commands as on Windows.</w:t>
+      </w:r>
+    </w:p>
+    <w:p>
+      <w:pPr>
+        <w:keepNext/>
+      </w:pPr>
+    </w:p>
+    <w:p>
+      <w:pPr>
+        <w:pStyle w:val="CommandBlock"/>
+        <w:keepNext/>
+      </w:pPr>
+      <w:r>
+        <w:t>cargo init ./rust --name setup_check --vcs none</w:t>
+      </w:r>
+    </w:p>
+    <w:p>
+      <w:pPr>
+        <w:pStyle w:val="CommandBlock"/>
+        <w:keepNext/>
+      </w:pPr>
+      <w:r>
+        <w:t>cargo add --manifest-path ./rust/Cargo.toml mysql@=28.0.3</w:t>
+      </w:r>
+    </w:p>
+    <w:p>
+      <w:pPr>
+        <w:pStyle w:val="CommandBlock"/>
+      </w:pPr>
+      <w:r>
+        <w:t>forge init ./solidity --empty --no-git --offline --force</w:t>
+      </w:r>
+    </w:p>
+    <w:p>
+      <w:pPr>
+        <w:keepNext/>
+      </w:pPr>
+    </w:p>
+    <w:p>
+      <w:r>
+        <w:t>Type solidity/foundry.toml exactly as shown in the Windows setup.</w:t>
+      </w:r>
+    </w:p>
+    <w:p>
+      <w:pPr>
+        <w:keepNext/>
+      </w:pPr>
+    </w:p>
+    <w:p>
+      <w:r>
+        <w:t>You save each source file in its language's section below, as each is shown. As in Chapter 1, notepad .\rust\src\bin\basic_setup_check.rs creates and opens one: choose Yes, type the file, save it with Ctrl+S, and close Notepad (on Linux or macOS, nano ./rust/src/bin/basic_setup_check.rs: type the file, then save and close it with Ctrl+O, Enter, then Ctrl+X). The Linux commands leave out the assembly folder, because Linux Assembly is deferred.</w:t>
       </w:r>
     </w:p>
     <w:p>
@@ -1104,6 +1281,15 @@
         <w:keepNext/>
       </w:pPr>
       <w:r>
+        <w:t>Remove-Item .\rust\src\main.rs</w:t>
+      </w:r>
+    </w:p>
+    <w:p>
+      <w:pPr>
+        <w:pStyle w:val="CommandBlock"/>
+        <w:keepNext/>
+      </w:pPr>
+      <w:r>
         <w:t>curl.exe -fsSL -o .\vendor\mysql-1.9.0.tar `</w:t>
       </w:r>
     </w:p>
@@ -1170,6 +1356,15 @@
         <w:keepNext/>
       </w:pPr>
       <w:r>
+        <w:t>rm ./rust/src/main.rs</w:t>
+      </w:r>
+    </w:p>
+    <w:p>
+      <w:pPr>
+        <w:pStyle w:val="CommandBlock"/>
+        <w:keepNext/>
+      </w:pPr>
+      <w:r>
         <w:t>curl -fsSL -o ./vendor/mysql-1.9.0.tar \</w:t>
       </w:r>
     </w:p>
@@ -11265,7 +11460,7 @@
     </w:p>
     <w:p>
       <w:r>
-        <w:t>Cargo.toml names the Rust project and pins the mysql crate at exactly 28.0.3. foundry.toml is the Solidity project's settings file; these scripts read and write no files, so it allows none.</w:t>
+        <w:t>This is the file the setup commands wrote, shown here so you can check yours. Cargo.toml names the Rust project and pins the mysql crate at exactly 28.0.3. Yours has no comment lines, and its blank lines may differ; the comments here explain each part.</w:t>
       </w:r>
     </w:p>
     <w:p>
@@ -11385,77 +11580,6 @@
       </w:pPr>
       <w:r>
         <w:t>mysql = "=28.0.3"</w:t>
-      </w:r>
-    </w:p>
-    <w:p>
-      <w:pPr>
-        <w:keepNext/>
-      </w:pPr>
-    </w:p>
-    <w:p>
-      <w:pPr>
-        <w:keepNext/>
-      </w:pPr>
-    </w:p>
-    <w:p>
-      <w:pPr>
-        <w:pStyle w:val="Heading2"/>
-      </w:pPr>
-      <w:r>
-        <w:t>solidity/foundry.toml</w:t>
-      </w:r>
-    </w:p>
-    <w:p>
-      <w:pPr>
-        <w:pStyle w:val="SourceCode"/>
-        <w:keepNext/>
-      </w:pPr>
-      <w:r>
-        <w:t>[profile.default]</w:t>
-      </w:r>
-    </w:p>
-    <w:p>
-      <w:pPr>
-        <w:pStyle w:val="SourceCode"/>
-        <w:keepNext/>
-      </w:pPr>
-      <w:r>
-        <w:t># The scripts in script/ are the only Solidity sources in this project.</w:t>
-      </w:r>
-    </w:p>
-    <w:p>
-      <w:pPr>
-        <w:pStyle w:val="SourceCode"/>
-        <w:keepNext/>
-      </w:pPr>
-      <w:r>
-        <w:t>src = "script"</w:t>
-      </w:r>
-    </w:p>
-    <w:p>
-      <w:pPr>
-        <w:pStyle w:val="SourceCode"/>
-        <w:keepNext/>
-      </w:pPr>
-      <w:r>
-        <w:t># forge install puts forge-std in lib/.</w:t>
-      </w:r>
-    </w:p>
-    <w:p>
-      <w:pPr>
-        <w:pStyle w:val="SourceCode"/>
-        <w:keepNext/>
-      </w:pPr>
-      <w:r>
-        <w:t>libs = ["lib"]</w:t>
-      </w:r>
-    </w:p>
-    <w:p>
-      <w:pPr>
-        <w:pStyle w:val="SourceCode"/>
-      </w:pPr>
-      <w:r>
-        <w:t># The scripts read and write no files, so no fs_permissions are needed.</w:t>
       </w:r>
     </w:p>
     <w:p>
@@ -12389,31 +12513,31 @@
       </w:rPr>
     </w:lvl>
   </w:abstractNum>
-  <w:num w:numId="1" w16cid:durableId="1734156834">
+  <w:num w:numId="1" w16cid:durableId="1537279179">
     <w:abstractNumId w:val="8"/>
   </w:num>
-  <w:num w:numId="2" w16cid:durableId="1025254977">
+  <w:num w:numId="2" w16cid:durableId="1398629626">
     <w:abstractNumId w:val="6"/>
   </w:num>
-  <w:num w:numId="3" w16cid:durableId="978727954">
+  <w:num w:numId="3" w16cid:durableId="710573535">
     <w:abstractNumId w:val="5"/>
   </w:num>
-  <w:num w:numId="4" w16cid:durableId="1498694948">
+  <w:num w:numId="4" w16cid:durableId="1087267468">
     <w:abstractNumId w:val="4"/>
   </w:num>
-  <w:num w:numId="5" w16cid:durableId="528376759">
+  <w:num w:numId="5" w16cid:durableId="1737819427">
     <w:abstractNumId w:val="7"/>
   </w:num>
-  <w:num w:numId="6" w16cid:durableId="1326938132">
+  <w:num w:numId="6" w16cid:durableId="1486122463">
     <w:abstractNumId w:val="3"/>
   </w:num>
-  <w:num w:numId="7" w16cid:durableId="2092922163">
+  <w:num w:numId="7" w16cid:durableId="2066369952">
     <w:abstractNumId w:val="2"/>
   </w:num>
-  <w:num w:numId="8" w16cid:durableId="49967662">
+  <w:num w:numId="8" w16cid:durableId="565843272">
     <w:abstractNumId w:val="1"/>
   </w:num>
-  <w:num w:numId="9" w16cid:durableId="1430278660">
+  <w:num w:numId="9" w16cid:durableId="1780373061">
     <w:abstractNumId w:val="0"/>
   </w:num>
 </w:numbering>

--- a/Volume 1/Chapter 04 - Databases/SPA_Vol1_Ch4_Lesson4_0a_MySQL_Setup_Extended.docx
+++ b/Volume 1/Chapter 04 - Databases/SPA_Vol1_Ch4_Lesson4_0a_MySQL_Setup_Extended.docx
@@ -67,10 +67,7 @@
     </w:p>
     <w:p>
       <w:r>
-        <w:t>Connect to Lesson 4.0's MySQL server from Assembly, Rust, and Erlang, as devuser, with the password from SPA_DB_PASSWORD, and do what Lesson 4.0's programs do: create a database named spa_setup_check, print the server's version, and drop the database again. Each language's connector is installed inside the lesson project. Solidity cannot connect to MySQL at all; its section explains why, and makes the nearest honest check instead: a Foundry script connects to anvil, a local test chain node, and prints the n</w:t>
-      </w:r>
-      <w:r>
-        <w:t>ode's chain ID and version.</w:t>
+        <w:t>Connect to Lesson 4.0's MySQL server from Assembly, Rust, and Erlang, as devuser, with the password from SPA_DB_PASSWORD, and do what Lesson 4.0's programs do: create a database named spa_setup_check, print the server's version, and drop the database again. Each language's connector is installed inside the lesson project. Solidity cannot connect to MySQL at all; its section explains why, and makes the nearest honest check instead: a Foundry script connects to anvil, a local test chain node, and prints the node's chain ID and version.</w:t>
       </w:r>
     </w:p>
     <w:p>
@@ -98,10 +95,7 @@
     </w:p>
     <w:p>
       <w:r>
-        <w:t>Lesson 4.0 explains why a program reaches a database server over a connection, as a lesson user with the least privilege it needs, and with its password kept out of the code. These four languages show how different the road to the server can be. Assembly calls MySQL's own C API, the library Lesson 4.0's C programs use. Rust and Erlang use connectors written in their own languages, which speak MySQL's network protocol themselves and need no MySQL library at all. Solidity shows a hard limit: code that runs on</w:t>
-      </w:r>
-      <w:r>
-        <w:t xml:space="preserve"> a blockchain cannot reach anything outside it. Read Lesson 4.0 first: this companion uses its server, its lesson user, and its SPA_DB_PASSWORD variable, and does not repeat how to set them up.</w:t>
+        <w:t>Lesson 4.0 explains why a program reaches a database server over a connection, as a lesson user with the least privilege it needs, and with its password kept out of the code. These four languages show how different the road to the server can be. Assembly calls MySQL's own C API, the library Lesson 4.0's C programs use. Rust and Erlang use connectors written in their own languages, which speak MySQL's network protocol themselves and need no MySQL library at all. Solidity shows a hard limit: code that runs on a blockchain cannot reach anything outside it. Read Lesson 4.0 first: this companion uses its server, its lesson user, and its SPA_DB_PASSWORD variable, and does not repeat how to set them up.</w:t>
       </w:r>
     </w:p>
     <w:p>
@@ -284,10 +278,7 @@
         <w:pStyle w:val="ListBullet"/>
       </w:pPr>
       <w:r>
-        <w:t xml:space="preserve">Solidity cannot connect, and the reason is the design of a blockchain. A contract runs on every node of its chain, and every node must get exactly the same result when it runs the same transaction. An answer from a database server could differ from one node to the next, or from one minute to the next, so the chain gives a contract no network, files, or clock beyond the current block: a contract can never open a connection to MySQL or to any other server. Outside data reaches a chain only when someone sends </w:t>
-      </w:r>
-      <w:r>
-        <w:t>it in a transaction; services that do this for a living are called oracles.</w:t>
+        <w:t>Solidity cannot connect, and the reason is the design of a blockchain. A contract runs on every node of its chain, and every node must get exactly the same result when it runs the same transaction. An answer from a database server could differ from one node to the next, or from one minute to the next, so the chain gives a contract no network, files, or clock beyond the current block: a contract can never open a connection to MySQL or to any other server. Outside data reaches a chain only when someone sends it in a transaction; services that do this for a living are called oracles.</w:t>
       </w:r>
     </w:p>
     <w:p>
@@ -934,10 +925,7 @@
         <w:keepNext/>
       </w:pPr>
       <w:r>
-        <w:t>Next, let the tools create the Rust and Solidity project files. Remember, Cargo.toml names the project, its version, and its edition, and lists its crates under [dependencies]: cargo init .\rust --name setup_check --vcs none makes the rust folder a Cargo project named setup_check, with Cargo.toml and a starter src\main.rs (Lesson 1.12). Remember, cargo add pins the crate in Cargo.toml: mysql@=28.0.3 writes mysql = "=28.0.3", exactly that release (Lesson 2.17a). Each program of this lesson is its own file in</w:t>
-      </w:r>
-      <w:r>
-        <w:t xml:space="preserve"> src\bin, so the Connector Setup below deletes the starter src\main.rs right after cargo fetch, which needs a program to read the project, has used it. Remember, forge init --empty --force makes the Solidity project, and you type foundry.toml over its file: --empty leaves out the example contracts, and --force lets forge init fill the solidity folder you just made, which already holds the empty script folder.</w:t>
+        <w:t>Next, let the tools create the Rust and Solidity project files. Remember, Cargo.toml names the project, its version, and its edition, and lists its crates under [dependencies]: cargo init .\rust --name setup_check --vcs none makes the rust folder a Cargo project named setup_check, with Cargo.toml and a starter src\main.rs (Lesson 1.12). Remember, cargo add pins the crate in Cargo.toml: mysql@=28.0.3 writes mysql = "=28.0.3", exactly that release (Lesson 2.17a). Each program of this lesson is its own file in src\bin, so the Connector Setup below deletes the starter src\main.rs right after cargo fetch, which needs a program to read the project, has used it. Remember, forge init --empty --force makes the Solidity project, and you type foundry.toml over its file: --empty leaves out the example contracts, and --force lets forge init fill the solidity folder you just made, which already holds the empty script folder.</w:t>
       </w:r>
     </w:p>
     <w:p>
@@ -1212,10 +1200,7 @@
         <w:pStyle w:val="ListBullet"/>
       </w:pPr>
       <w:r>
-        <w:t>Erlang uses mysql-otp, the most widely used MySQL connector for Erlang. Its Hex package is named mysql, and the release is 1.9.0. rebar3 is not installed, so you do its steps by hand, as in Lesson 2.17a: curl.exe downloads the package file, whose address names the release, which is the pin; the Connector Check below compares its SHA-256 with the checksum Hex publishes; then tar unpacks it and erlc compiles it. mysql-otp is free to use under the LGPL-3.0-or-later license: your programs may use it as they are</w:t>
-      </w:r>
-      <w:r>
-        <w:t>, and changes made to the library itself must be shared under the same license if you give the changed library to others.</w:t>
+        <w:t>Erlang uses mysql-otp, the most widely used MySQL connector for Erlang. Its Hex package is named mysql, and the release is 1.9.0. rebar3 is not installed, so you do its steps by hand, as in Lesson 2.17a: curl.exe downloads the package file, whose address names the release, which is the pin; the Connector Check below compares its SHA-256 with the checksum Hex publishes; then tar unpacks it and erlc compiles it. mysql-otp is free to use under the LGPL-3.0-or-later license: your programs may use it as they are, and changes made to the library itself must be shared under the same license if you give the changed library to others.</w:t>
       </w:r>
     </w:p>
     <w:p>
@@ -1646,10 +1631,7 @@
     </w:p>
     <w:p>
       <w:r>
-        <w:t>Assembly calls MySQL's C API, libmysql, the library Lesson 4.0's C programs use, with the same calls in the same order: mysql_init, mysql_real_connect, mysql_query, mysql_store_result, mysql_fetch_row, mysql_free_result, mysql_error, and mysql_close. Remember, extern names a library's functions, and no header is read, so nothing checks a call against mysql.h: the values each function takes, and the registers they go in, come from MySQL's C API documentation, by hand (Lesson 2.17a). gcc links the program wit</w:t>
-      </w:r>
-      <w:r>
-        <w:t>h -L and -lmysql, as Lesson 4.0's C build does, so it needs libmysql.lib only while linking and libmysql.dll next to the program every time it runs. mysql_real_connect takes eight values: the first four go in rcx, rdx, r8, and r9, and the other four on the stack, after the 32 bytes of scratch space, at [rsp + 32], [rsp + 40], [rsp + 48], and [rsp + 56], the way sscanf's extra values did in Lesson 2.12a.</w:t>
+        <w:t>Assembly calls MySQL's C API, libmysql, the library Lesson 4.0's C programs use, with the same calls in the same order: mysql_init, mysql_real_connect, mysql_query, mysql_store_result, mysql_fetch_row, mysql_free_result, mysql_error, and mysql_close. Remember, extern names a library's functions, and no header is read, so nothing checks a call against mysql.h: the values each function takes, and the registers they go in, come from MySQL's C API documentation, by hand (Lesson 2.17a). gcc links the program with -L and -lmysql, as Lesson 4.0's C build does, so it needs libmysql.lib only while linking and libmysql.dll next to the program every time it runs. mysql_real_connect takes eight values: the first four go in rcx, rdx, r8, and r9, and the other four on the stack, after the 32 bytes of scratch space, at [rsp + 32], [rsp + 40], [rsp + 48], and [rsp + 56], the way sscanf's extra values did in Lesson 2.12a.</w:t>
       </w:r>
     </w:p>
     <w:p>
@@ -1672,10 +1654,7 @@
     </w:p>
     <w:p>
       <w:r>
-        <w:t>This lesson gives the Windows version only. On Linux, the program would make the same calls through libmysqlclient, MySQL's C API for Linux, as Lesson 4.0's C programs do there. This course checks Linux Assembly in WSL, and reaching the Windows MySQL server from WSL needs changes to the computer that this course does not make for you: installing libmysqlclient-dev in WSL, WSL network settings, a devuser account allowed to connect from outside localhost, and a firewall rule. Linux Assembly joins the database</w:t>
-      </w:r>
-      <w:r>
-        <w:t xml:space="preserve"> lessons once those are in place.</w:t>
+        <w:t>This lesson gives the Windows version only. On Linux, the program would make the same calls through libmysqlclient, MySQL's C API for Linux, as Lesson 4.0's C programs do there. This course checks Linux Assembly in WSL, and reaching the Windows MySQL server from WSL needs changes to the computer that this course does not make for you: installing libmysqlclient-dev in WSL, WSL network settings, a devuser account allowed to connect from outside localhost, and a firewall rule. Linux Assembly joins the database lessons once those are in place.</w:t>
       </w:r>
     </w:p>
     <w:p>
@@ -1698,10 +1677,7 @@
     </w:p>
     <w:p>
       <w:r>
-        <w:t>Start with the most direct version: main reads SPA_DB_PASSWORD with getenv, creates a connection handle with mysql_init, connects with mysql_real_connect, sends CREATE DATABASE, SELECT VERSION(), and DROP DATABASE with mysql_query, prints a line after each step, and closes the connection. Like every Basic version in this lesson, it first checks that SPA_DB_PASSWORD is set, so a missing variable never turns into a failed login or a crash. Like Lesson 4.0's C version, it also checks mysql_real_connect's resul</w:t>
-      </w:r>
-      <w:r>
-        <w:t>t, because a handle that never connected would fail at every later step and crash at mysql_fetch_row; after that, it trusts every step. Every step is commented, so read the comments as you type it.</w:t>
+        <w:t>Start with the most direct version: main reads SPA_DB_PASSWORD with getenv, creates a connection handle with mysql_init, connects with mysql_real_connect, sends CREATE DATABASE, SELECT VERSION(), and DROP DATABASE with mysql_query, prints a line after each step, and closes the connection. Like every Basic version in this lesson, it first checks that SPA_DB_PASSWORD is set, so a missing variable never turns into a failed login or a crash. Like Lesson 4.0's C version, it also checks mysql_real_connect's result, because a handle that never connected would fail at every later step and crash at mysql_fetch_row; after that, it trusts every step. Every step is commented, so read the comments as you type it.</w:t>
       </w:r>
     </w:p>
     <w:p>
@@ -3078,10 +3054,7 @@
         <w:pStyle w:val="ListBullet"/>
       </w:pPr>
       <w:r>
-        <w:t>If nothing prints at all and the exit code ($LASTEXITCODE) is -1073741515, Windows could not find a DLL: one of the three DLLs is missing from .\assembly\windows, so rerun the Copy-Item line of the Connector Setup. If the program prints Error: Access denied for user 'devuser'@'localhost' (using password: YES), SPA_DB_PASSWORD holds a different password from the one CREATE USER set. If it crashes without a word, a value is in the wrong register or stack place: compare each call with its comment. If an earlie</w:t>
-      </w:r>
-      <w:r>
-        <w:t>r run stopped partway and left spa_setup_check behind, this Basic version, like Lesson 4.0's C, ignores the failed CREATE DATABASE and carries on, so it still prints Created spa_setup_check; remove the database as Common Mistakes shows.</w:t>
+        <w:t>If nothing prints at all and the exit code ($LASTEXITCODE) is -1073741515, Windows could not find a DLL: one of the three DLLs is missing from .\assembly\windows, so rerun the Copy-Item line of the Connector Setup. If the program prints Error: Access denied for user 'devuser'@'localhost' (using password: YES), SPA_DB_PASSWORD holds a different password from the one CREATE USER set. If it crashes without a word, a value is in the wrong register or stack place: compare each call with its comment. If an earlier run stopped partway and left spa_setup_check behind, this Basic version, like Lesson 4.0's C, ignores the failed CREATE DATABASE and carries on, so it still prints Created spa_setup_check; remove the database as Common Mistakes shows.</w:t>
       </w:r>
     </w:p>
     <w:p>
@@ -3120,10 +3093,7 @@
     </w:p>
     <w:p>
       <w:r>
-        <w:t xml:space="preserve">The Production-Minded version prints the same lines. It starts with DROP DATABASE IF EXISTS spa_setup_check, which drops the test database only if an earlier run left it behind, so every run starts clean. connect_server returns 0 in eax, or -1 when the connection fails; main then prints the two Error lines through print_error, with mysql_error's reason, closes the handle, and returns 1. run_statement sends one statement and prints one Error line when the server refuses it, and check_setup returns -1 at the </w:t>
-      </w:r>
-      <w:r>
-        <w:t>first step that fails. main closes the connection once, after check_setup, whatever it returned. These are the functions of Lesson 4.0's C version, one for one.</w:t>
+        <w:t>The Production-Minded version prints the same lines. It starts with DROP DATABASE IF EXISTS spa_setup_check, which drops the test database only if an earlier run left it behind, so every run starts clean. connect_server returns 0 in eax, or -1 when the connection fails; main then prints the two Error lines through print_error, with mysql_error's reason, closes the handle, and returns 1. run_statement sends one statement and prints one Error line when the server refuses it, and check_setup returns -1 at the first step that fails. main closes the connection once, after check_setup, whatever it returned. These are the functions of Lesson 4.0's C version, one for one.</w:t>
       </w:r>
     </w:p>
     <w:p>
@@ -5549,10 +5519,7 @@
     </w:p>
     <w:p>
       <w:r>
-        <w:t>Both versions read SPA_DB_PASSWORD, connect to 127.0.0.1:3306 as devuser, create spa_setup_check, print the server version, drop the database, and close the connection, and both refuse to start without the password. The Basic version does it all in main and trusts every step after that. The Production-Minded version connects through connect_server, which the Chapter 4 lessons and project reuse, reports a failed connection with its reason and a failed statement with the server's message, starts clean with DR</w:t>
-      </w:r>
-      <w:r>
-        <w:t>OP DATABASE IF EXISTS, and closes the connection with its cleanup form even after an error.</w:t>
+        <w:t>Both versions read SPA_DB_PASSWORD, connect to 127.0.0.1:3306 as devuser, create spa_setup_check, print the server version, drop the database, and close the connection, and both refuse to start without the password. The Basic version does it all in main and trusts every step after that. The Production-Minded version connects through connect_server, which the Chapter 4 lessons and project reuse, reports a failed connection with its reason and a failed statement with the server's message, starts clean with DROP DATABASE IF EXISTS, and closes the connection with its cleanup form even after an error.</w:t>
       </w:r>
     </w:p>
     <w:p>
@@ -5580,10 +5547,7 @@
     </w:p>
     <w:p>
       <w:r>
-        <w:t>Rust uses the mysql crate, by Anatoly Ikorsky: widely used, free to use under the MIT and Apache-2.0 licenses, and written in Rust, so it speaks MySQL's network protocol itself and needs no DLL. A Conn is one connection, OptsBuilder collects its settings, and a failure is a mysql::Error inside an Err. The methods that send SQL, such as query_drop and query_first, belong to a trait named Queryable: a trait is a set of methods a type promises to have, and a program may call them only after use names the trait</w:t>
-      </w:r>
-      <w:r>
-        <w:t>, as use std::io::Write made write! work in Lesson 3.1a. Programs that open many connections use the crate's Pool instead, a set of connections reused in turn; one Conn is enough here.</w:t>
+        <w:t>Rust uses the mysql crate, by Anatoly Ikorsky: widely used, free to use under the MIT and Apache-2.0 licenses, and written in Rust, so it speaks MySQL's network protocol itself and needs no DLL. A Conn is one connection, OptsBuilder collects its settings, and a failure is a mysql::Error inside an Err. The methods that send SQL, such as query_drop and query_first, belong to a trait named Queryable: a trait is a set of methods a type promises to have, and a program may call them only after use names the trait, as use std::io::Write made write! work in Lesson 3.1a. Programs that open many connections use the crate's Pool instead, a set of connections reused in turn; one Conn is enough here.</w:t>
       </w:r>
     </w:p>
     <w:p>
@@ -5606,10 +5570,7 @@
     </w:p>
     <w:p>
       <w:r>
-        <w:t>Start with the most direct version: main reads SPA_DB_PASSWORD with env::var, fills an OptsBuilder, connects with Conn::new, sends CREATE DATABASE and DROP DATABASE with query_drop and SELECT VERSION() with query_first, and prints a line after each step. Like every Basic version in this lesson, it first checks that SPA_DB_PASSWORD is set, so a missing variable never turns into a failed login or a crash. After that, it trusts every step with unwrap; the Production-Minded version checks them. Every step is co</w:t>
-      </w:r>
-      <w:r>
-        <w:t>mmented, so read the comments as you type it.</w:t>
+        <w:t>Start with the most direct version: main reads SPA_DB_PASSWORD with env::var, fills an OptsBuilder, connects with Conn::new, sends CREATE DATABASE and DROP DATABASE with query_drop and SELECT VERSION() with query_first, and prints a line after each step. Like every Basic version in this lesson, it first checks that SPA_DB_PASSWORD is set, so a missing variable never turns into a failed login or a crash. After that, it trusts every step with unwrap; the Production-Minded version checks them. Every step is commented, so read the comments as you type it.</w:t>
       </w:r>
     </w:p>
     <w:p>
@@ -7367,10 +7328,7 @@
     </w:p>
     <w:p>
       <w:r>
-        <w:t>Both versions read SPA_DB_PASSWORD, connect to 127.0.0.1:3306 as devuser, create spa_setup_check, print the server version, drop the database, and close the connection, and both refuse to start without the password. The Basic version does it all in main and trusts every step after that. The Production-Minded version connects through connect_server, which the Chapter 4 lessons and project reuse, reports a failed connection with its reason and a failed statement with the server's message, starts clean with DR</w:t>
-      </w:r>
-      <w:r>
-        <w:t>OP DATABASE IF EXISTS, and closes the connection with its cleanup form even after an error.</w:t>
+        <w:t>Both versions read SPA_DB_PASSWORD, connect to 127.0.0.1:3306 as devuser, create spa_setup_check, print the server version, drop the database, and close the connection, and both refuse to start without the password. The Basic version does it all in main and trusts every step after that. The Production-Minded version connects through connect_server, which the Chapter 4 lessons and project reuse, reports a failed connection with its reason and a failed statement with the server's message, starts clean with DROP DATABASE IF EXISTS, and closes the connection with its cleanup form even after an error.</w:t>
       </w:r>
     </w:p>
     <w:p>
@@ -7421,10 +7379,7 @@
     </w:p>
     <w:p>
       <w:r>
-        <w:t>Start with the most direct version: main reads SPA_DB_PASSWORD with os:getenv, check_connector makes sure the connector is there, then check_setup connects with mysql:start_link, sends CREATE DATABASE, SELECT VERSION(), and DROP DATABASE with mysql:query, prints a line after each step, and closes the connection with mysql:stop. Like every Basic version in this lesson, it first checks that SPA_DB_PASSWORD is set, so a missing variable never turns into a failed login or a crash. After that, it trusts every st</w:t>
-      </w:r>
-      <w:r>
-        <w:t>ep: each result is matched with =, so a failure stops the program with a badmatch error; the Production-Minded version checks them. Every step is commented, so read the comments as you type it.</w:t>
+        <w:t>Start with the most direct version: main reads SPA_DB_PASSWORD with os:getenv, check_connector makes sure the connector is there, then check_setup connects with mysql:start_link, sends CREATE DATABASE, SELECT VERSION(), and DROP DATABASE with mysql:query, prints a line after each step, and closes the connection with mysql:stop. Like every Basic version in this lesson, it first checks that SPA_DB_PASSWORD is set, so a missing variable never turns into a failed login or a crash. After that, it trusts every step: each result is matched with =, so a failure stops the program with a badmatch error; the Production-Minded version checks them. Every step is commented, so read the comments as you type it.</w:t>
       </w:r>
     </w:p>
     <w:p>
@@ -8018,10 +7973,7 @@
         <w:keepNext/>
       </w:pPr>
       <w:r>
-        <w:t>Run these commands from the lesson-4.0-extended folder, in a terminal opened after you set SPA_DB_PASSWORD. erlc compiles the connector's five modules and the lesson's module into the erlang folder, and -pa .\erlang lets erl find them all. The connector's modules copy in definitions from three .hrl files in .\vendor\mysql\include: a .hrl file is an Erlang header, a file of definitions that modules copy in with -include, the way a C file includes a .h file, and -I .\vendor\mysql\include tells erlc where to f</w:t>
-      </w:r>
-      <w:r>
-        <w:t>ind them, as -I does for gcc. On Linux or macOS, * stands for every .erl file in the folder, the same five. erlc prints four warnings for mysql_encode.erl, each starting Warning: variable 'H1' exported from list (or 'H2'): newer Erlang releases discourage a style the connector's own code still uses. They are warnings about the connector, not errors and not about your code, and every module is built.</w:t>
+        <w:t>Run these commands from the lesson-4.0-extended folder, in a terminal opened after you set SPA_DB_PASSWORD. erlc compiles the connector's five modules and the lesson's module into the erlang folder, and -pa .\erlang lets erl find them all. The connector's modules copy in definitions from three .hrl files in .\vendor\mysql\include: a .hrl file is an Erlang header, a file of definitions that modules copy in with -include, the way a C file includes a .h file, and -I .\vendor\mysql\include tells erlc where to find them, as -I does for gcc. On Linux or macOS, * stands for every .erl file in the folder, the same five. erlc prints four warnings for mysql_encode.erl, each starting Warning: variable 'H1' exported from list (or 'H2'): newer Erlang releases discourage a style the connector's own code still uses. They are warnings about the connector, not errors and not about your code, and every module is built.</w:t>
       </w:r>
     </w:p>
     <w:p>
@@ -8215,10 +8167,7 @@
         <w:pStyle w:val="ListBullet"/>
       </w:pPr>
       <w:r>
-        <w:t>If erl stops with Runtime terminating during boot and {badmatch,{error,...}}, a step failed and its = match stopped the program; the reason is inside: {1045,&lt;&lt;"28000"&gt;&gt;,&lt;&lt;"Access denied for user ..."&gt;&gt;} means SPA_DB_PASSWORD holds a different password from the one CREATE USER set, and econnrefused means no server answered. erl also writes an erl_crash.dump file; delete it: it holds the program's memory, which can include the password. If the program prints Error: the mysql connector module was not found, th</w:t>
-      </w:r>
-      <w:r>
-        <w:t>e erlc command left out the connector's five modules, or the Erlang Connector Setup did not run.</w:t>
+        <w:t>If erl stops with Runtime terminating during boot and {badmatch,{error,...}}, a step failed and its = match stopped the program; the reason is inside: {1045,&lt;&lt;"28000"&gt;&gt;,&lt;&lt;"Access denied for user ..."&gt;&gt;} means SPA_DB_PASSWORD holds a different password from the one CREATE USER set, and econnrefused means no server answered. erl also writes an erl_crash.dump file; delete it: it holds the program's memory, which can include the password. If the program prints Error: the mysql connector module was not found, the erlc command left out the connector's five modules, or the Erlang Connector Setup did not run.</w:t>
       </w:r>
     </w:p>
     <w:p>
@@ -8257,10 +8206,7 @@
     </w:p>
     <w:p>
       <w:r>
-        <w:t>The Production-Minded version prints the same lines. It starts with DROP DATABASE IF EXISTS spa_setup_check, which drops the test database only if an earlier run left it behind, so every run starts clean. connect_server returns {ok, Connection}, or {error, Message} with the server and the connector's reason, which reason_text turns into text. run_statement and print_version each return true, or print one Error line and return false, and check_setup joins the steps with andalso, as Lesson 2.14a joined its ch</w:t>
-      </w:r>
-      <w:r>
-        <w:t>anges, so the first false stops the rest. check_connector makes sure the connector is there, check_server closes the connection in the after part of a try, and finish ends with exit code 1 when a step failed. main first turns Erlang's logger off, because the connector would otherwise print its own long reports of a failed connection on the normal output.</w:t>
+        <w:t>The Production-Minded version prints the same lines. It starts with DROP DATABASE IF EXISTS spa_setup_check, which drops the test database only if an earlier run left it behind, so every run starts clean. connect_server returns {ok, Connection}, or {error, Message} with the server and the connector's reason, which reason_text turns into text. run_statement and print_version each return true, or print one Error line and return false, and check_setup joins the steps with andalso, as Lesson 2.14a joined its changes, so the first false stops the rest. check_connector makes sure the connector is there, check_server closes the connection in the after part of a try, and finish ends with exit code 1 when a step failed. main first turns Erlang's logger off, because the connector would otherwise print its own long reports of a failed connection on the normal output.</w:t>
       </w:r>
     </w:p>
     <w:p>
@@ -9871,10 +9817,7 @@
     </w:p>
     <w:p>
       <w:r>
-        <w:t>Both versions read SPA_DB_PASSWORD, connect to 127.0.0.1:3306 as devuser, create spa_setup_check, print the server version, drop the database, and close the connection, and both refuse to start without the password. The Basic version does it all in main and check_setup and trusts every step after that. The Production-Minded version connects through connect_server, which the Chapter 4 lessons and project reuse, reports a failed connection with its reason and a failed statement with the server's message, star</w:t>
-      </w:r>
-      <w:r>
-        <w:t>ts clean with DROP DATABASE IF EXISTS, and closes the connection with its cleanup form even after an error.</w:t>
+        <w:t>Both versions read SPA_DB_PASSWORD, connect to 127.0.0.1:3306 as devuser, create spa_setup_check, print the server version, drop the database, and close the connection, and both refuse to start without the password. The Basic version does it all in main and check_setup and trusts every step after that. The Production-Minded version connects through connect_server, which the Chapter 4 lessons and project reuse, reports a failed connection with its reason and a failed statement with the server's message, starts clean with DROP DATABASE IF EXISTS, and closes the connection with its cleanup form even after an error.</w:t>
       </w:r>
     </w:p>
     <w:p>
@@ -9902,10 +9845,7 @@
     </w:p>
     <w:p>
       <w:r>
-        <w:t xml:space="preserve">There is no MySQL connector for Solidity, and there cannot be one: as the Concept section explains, a contract runs on every node of its chain and may use only what every node sees the same way, so it cannot open a connection to anything. This section therefore makes no database connection, and fakes none. Instead it does the part of the setup check that Solidity does have: a forge script, which runs in forge on your computer rather than on a chain, connects to a chain node over the network and asks it two </w:t>
-      </w:r>
-      <w:r>
-        <w:t>questions, as the other programs ask MySQL. The node is anvil, at 127.0.0.1, port 8545. vm.rpcJson(node, method, parameters) sends one JSON-RPC request, a request written as JSON and sent over HTTP, which is how every program talks to an Ethereum node, and returns the answer as JSON text.</w:t>
+        <w:t>There is no MySQL connector for Solidity, and there cannot be one: as the Concept section explains, a contract runs on every node of its chain and may use only what every node sees the same way, so it cannot open a connection to anything. This section therefore makes no database connection, and fakes none. Instead it does the part of the setup check that Solidity does have: a forge script, which runs in forge on your computer rather than on a chain, connects to a chain node over the network and asks it two questions, as the other programs ask MySQL. The node is anvil, at 127.0.0.1, port 8545. vm.rpcJson(node, method, parameters) sends one JSON-RPC request, a request written as JSON and sent over HTTP, which is how every program talks to an Ethereum node, and returns the answer as JSON text.</w:t>
       </w:r>
     </w:p>
     <w:p>
@@ -10311,10 +10251,7 @@
         <w:keepNext/>
       </w:pPr>
       <w:r>
-        <w:t>Run these commands from the lesson-4.0-extended folder. anvil is a program that keeps running until it is stopped, so the commands start it in the background, run the script, and stop it again. Start-Process starts a program and returns at once without waiting for it: -ArgumentList passes anvil its --silent option, so it prints nothing; -PassThru hands back the started process, which $anvil keeps; and -WindowStyle Hidden runs it without a window of its own. Start-Sleep -Seconds 2 waits two seconds, so anvil</w:t>
-      </w:r>
-      <w:r>
-        <w:t xml:space="preserve"> is listening before the script asks. Stop-Process -Id $anvil.Id stops anvil by its process id, so nothing is left running. You can also run anvil in a second terminal instead and stop it there with Ctrl+C.</w:t>
+        <w:t>Run these commands from the lesson-4.0-extended folder. anvil is a program that keeps running until it is stopped, so the commands start it in the background, run the script, and stop it again. Start-Process starts a program and returns at once without waiting for it: -ArgumentList passes anvil its --silent option, so it prints nothing; -PassThru hands back the started process, which $anvil keeps; and -WindowStyle Hidden runs it without a window of its own. Start-Sleep -Seconds 2 waits two seconds, so anvil is listening before the script asks. Stop-Process -Id $anvil.Id stops anvil by its process id, so nothing is left running. You can also run anvil in a second terminal instead and stop it there with Ctrl+C.</w:t>
       </w:r>
     </w:p>
     <w:p>
@@ -11925,10 +11862,7 @@
     </w:p>
     <w:p>
       <w:r>
-        <w:t xml:space="preserve">The Chapter 4 project, the Database-Backed Contact Manager, keeps its contacts in spa_contacts and reaches it through the connection this lesson sets up: devuser, 127.0.0.1:3306, the password from SPA_DB_PASSWORD, and each language's connector. In Assembly, Rust, and Erlang, connect_server is that piece: it connects to the server as the lesson user and reports a failed connection with its reason, and Lesson 4.2 builds connect_database on top of it, which also chooses the database. Solidity cannot take part </w:t>
-      </w:r>
-      <w:r>
-        <w:t>in a MySQL project; its connectNode is the nearest piece, a check that the node answers before a script relies on it.</w:t>
+        <w:t>The Chapter 4 project, the Database-Backed Contact Manager, keeps its contacts in spa_contacts and reaches it through the connection this lesson sets up: devuser, 127.0.0.1:3306, the password from SPA_DB_PASSWORD, and each language's connector. In Assembly, Rust, and Erlang, connect_server is that piece: it connects to the server as the lesson user and reports a failed connection with its reason, and Lesson 4.2 builds connect_database on top of it, which also chooses the database. Solidity cannot take part in a MySQL project; its connectNode is the nearest piece, a check that the node answers before a script relies on it.</w:t>
       </w:r>
     </w:p>
     <w:p>
@@ -12324,10 +12258,7 @@
     </w:p>
     <w:p>
       <w:r>
-        <w:t>Assembly, Rust, and Erlang each connected to Lesson 4.0's server as devuser, with the password from SPA_DB_PASSWORD, created spa_setup_check, printed the server's version, and dropped it again, printing exactly the lines Lesson 4.0's programs print. Assembly did it through libmysql, the C API, with its DLLs next to the program; Rust and Erlang through connectors written in their own languages, pinned and installed inside the project, mysql-otp by hand from Hex. The Production-Minded versions report a missin</w:t>
-      </w:r>
-      <w:r>
-        <w:t>g password or a failed connection with its reason, in Lesson 2.11a's style, and close the connection with Lesson 3.2a's cleanup forms. Solidity showed the limit: a contract cannot reach a database at all, and keeps its data in on-chain storage instead, while a forge script can reach a chain node, and checked that anvil answers. Lesson 4.1 explains what a database holds, and Lesson 4.2 connects to a lesson database by name.</w:t>
+        <w:t>Assembly, Rust, and Erlang each connected to Lesson 4.0's server as devuser, with the password from SPA_DB_PASSWORD, created spa_setup_check, printed the server's version, and dropped it again, printing exactly the lines Lesson 4.0's programs print. Assembly did it through libmysql, the C API, with its DLLs next to the program; Rust and Erlang through connectors written in their own languages, pinned and installed inside the project, mysql-otp by hand from Hex. The Production-Minded versions report a missing password or a failed connection with its reason, in Lesson 2.11a's style, and close the connection with Lesson 3.2a's cleanup forms. Solidity showed the limit: a contract cannot reach a database at all, and keeps its data in on-chain storage instead, while a forge script can reach a chain node, and checked that anvil answers. Lesson 4.1 explains what a database holds, and Lesson 4.2 connects to a lesson database by name.</w:t>
       </w:r>
     </w:p>
     <w:sectPr>

--- a/Volume 1/Chapter 04 - Databases/SPA_Vol1_Ch4_Lesson4_0a_MySQL_Setup_Extended.docx
+++ b/Volume 1/Chapter 04 - Databases/SPA_Vol1_Ch4_Lesson4_0a_MySQL_Setup_Extended.docx
@@ -67,7 +67,10 @@
     </w:p>
     <w:p>
       <w:r>
-        <w:t>Connect to Lesson 4.0's MySQL server from Assembly, Rust, and Erlang, as devuser, with the password from SPA_DB_PASSWORD, and do what Lesson 4.0's programs do: create a database named spa_setup_check, print the server's version, and drop the database again. Each language's connector is installed inside the lesson project. Solidity cannot connect to MySQL at all; its section explains why, and makes the nearest honest check instead: a Foundry script connects to anvil, a local test chain node, and prints the node's chain ID and version.</w:t>
+        <w:t>Connect to Lesson 4.0's MySQL server from Assembly, Rust, and Erlang, as devuser, with the password from SPA_DB_PASSWORD, and do what Lesson 4.0's programs do: create a database named spa_setup_check, print the server's version, and drop the database again. Each language's connector is installed inside the lesson project. Solidity cannot connect to MySQL at all; its section explains why, and makes the nearest honest check instead: a Foundry script connects to anvil, a local test chain node, and prints the n</w:t>
+      </w:r>
+      <w:r>
+        <w:t>ode's chain ID and version.</w:t>
       </w:r>
     </w:p>
     <w:p>
@@ -95,7 +98,10 @@
     </w:p>
     <w:p>
       <w:r>
-        <w:t>Lesson 4.0 explains why a program reaches a database server over a connection, as a lesson user with the least privilege it needs, and with its password kept out of the code. These four languages show how different the road to the server can be. Assembly calls MySQL's own C API, the library Lesson 4.0's C programs use. Rust and Erlang use connectors written in their own languages, which speak MySQL's network protocol themselves and need no MySQL library at all. Solidity shows a hard limit: code that runs on a blockchain cannot reach anything outside it. Read Lesson 4.0 first: this companion uses its server, its lesson user, and its SPA_DB_PASSWORD variable, and does not repeat how to set them up.</w:t>
+        <w:t>Lesson 4.0 explains why a program reaches a database server over a connection, as a lesson user with the least privilege it needs, and with its password kept out of the code. These four languages show how different the road to the server can be. Assembly calls MySQL's own C API, the library Lesson 4.0's C programs use. Rust and Erlang use connectors written in their own languages, which speak MySQL's network protocol themselves and need no MySQL library at all. Solidity shows a hard limit: code that runs on</w:t>
+      </w:r>
+      <w:r>
+        <w:t xml:space="preserve"> a blockchain cannot reach anything outside it. Read Lesson 4.0 first: this companion uses its server, its lesson user, and its SPA_DB_PASSWORD variable, and does not repeat how to set them up.</w:t>
       </w:r>
     </w:p>
     <w:p>
@@ -278,7 +284,10 @@
         <w:pStyle w:val="ListBullet"/>
       </w:pPr>
       <w:r>
-        <w:t>Solidity cannot connect, and the reason is the design of a blockchain. A contract runs on every node of its chain, and every node must get exactly the same result when it runs the same transaction. An answer from a database server could differ from one node to the next, or from one minute to the next, so the chain gives a contract no network, files, or clock beyond the current block: a contract can never open a connection to MySQL or to any other server. Outside data reaches a chain only when someone sends it in a transaction; services that do this for a living are called oracles.</w:t>
+        <w:t xml:space="preserve">Solidity cannot connect, and the reason is the design of a blockchain. A contract runs on every node of its chain, and every node must get exactly the same result when it runs the same transaction. An answer from a database server could differ from one node to the next, or from one minute to the next, so the chain gives a contract no network, files, or clock beyond the current block: a contract can never open a connection to MySQL or to any other server. Outside data reaches a chain only when someone sends </w:t>
+      </w:r>
+      <w:r>
+        <w:t>it in a transaction; services that do this for a living are called oracles.</w:t>
       </w:r>
     </w:p>
     <w:p>
@@ -462,6 +471,7 @@
         <w:pStyle w:val="ListBullet"/>
       </w:pPr>
       <w:r>
+        <w:lastRenderedPageBreak/>
         <w:t>They create spa_setup_check, print the server's version, drop spa_setup_check, and print Lesson 4.0's line after each step, word for word.</w:t>
       </w:r>
     </w:p>
@@ -925,7 +935,10 @@
         <w:keepNext/>
       </w:pPr>
       <w:r>
-        <w:t>Next, let the tools create the Rust and Solidity project files. Remember, Cargo.toml names the project, its version, and its edition, and lists its crates under [dependencies]: cargo init .\rust --name setup_check --vcs none makes the rust folder a Cargo project named setup_check, with Cargo.toml and a starter src\main.rs (Lesson 1.12). Remember, cargo add pins the crate in Cargo.toml: mysql@=28.0.3 writes mysql = "=28.0.3", exactly that release (Lesson 2.17a). Each program of this lesson is its own file in src\bin, so the Connector Setup below deletes the starter src\main.rs right after cargo fetch, which needs a program to read the project, has used it. Remember, forge init --empty --force makes the Solidity project, and you type foundry.toml over its file: --empty leaves out the example contracts, and --force lets forge init fill the solidity folder you just made, which already holds the empty script folder.</w:t>
+        <w:t>Next, let the tools create the Rust and Solidity project files. Remember, Cargo.toml names the project, its version, and its edition, and lists its crates under [dependencies]: cargo init .\rust --name setup_check --vcs none makes the rust folder a Cargo project named setup_check, with Cargo.toml and a starter src\main.rs (Lesson 1.12). Remember, cargo add pins the crate in Cargo.toml: mysql@=28.0.3 writes mysql = "=28.0.3", exactly that release (Lesson 2.17a). Each program of this lesson is its own file in</w:t>
+      </w:r>
+      <w:r>
+        <w:t xml:space="preserve"> src\bin, so the Connector Setup below deletes the starter src\main.rs right after cargo fetch, which needs a program to read the project, has used it. Remember, forge init --empty --force makes the Solidity project, and you type foundry.toml over its file: --empty leaves out the example contracts, and --force lets forge init fill the solidity folder you just made, which already holds the empty script folder.</w:t>
       </w:r>
     </w:p>
     <w:p>
@@ -988,7 +1001,7 @@
         <w:keepNext/>
       </w:pPr>
       <w:r>
-        <w:t>[profile.default]</w:t>
+        <w:t>[profile.default]  # Remember, the settings forge uses by default.</w:t>
       </w:r>
     </w:p>
     <w:p>
@@ -1200,7 +1213,10 @@
         <w:pStyle w:val="ListBullet"/>
       </w:pPr>
       <w:r>
-        <w:t>Erlang uses mysql-otp, the most widely used MySQL connector for Erlang. Its Hex package is named mysql, and the release is 1.9.0. rebar3 is not installed, so you do its steps by hand, as in Lesson 2.17a: curl.exe downloads the package file, whose address names the release, which is the pin; the Connector Check below compares its SHA-256 with the checksum Hex publishes; then tar unpacks it and erlc compiles it. mysql-otp is free to use under the LGPL-3.0-or-later license: your programs may use it as they are, and changes made to the library itself must be shared under the same license if you give the changed library to others.</w:t>
+        <w:t>Erlang uses mysql-otp, the most widely used MySQL connector for Erlang. Its Hex package is named mysql, and the release is 1.9.0. rebar3 is not installed, so you do its steps by hand, as in Lesson 2.17a: curl.exe downloads the package file, whose address names the release, which is the pin; the Connector Check below compares its SHA-256 with the checksum Hex publishes; then tar unpacks it and erlc compiles it. mysql-otp is free to use under the LGPL-3.0-or-later license: your programs may use it as they are</w:t>
+      </w:r>
+      <w:r>
+        <w:t>, and changes made to the library itself must be shared under the same license if you give the changed library to others.</w:t>
       </w:r>
     </w:p>
     <w:p>
@@ -1631,7 +1647,10 @@
     </w:p>
     <w:p>
       <w:r>
-        <w:t>Assembly calls MySQL's C API, libmysql, the library Lesson 4.0's C programs use, with the same calls in the same order: mysql_init, mysql_real_connect, mysql_query, mysql_store_result, mysql_fetch_row, mysql_free_result, mysql_error, and mysql_close. Remember, extern names a library's functions, and no header is read, so nothing checks a call against mysql.h: the values each function takes, and the registers they go in, come from MySQL's C API documentation, by hand (Lesson 2.17a). gcc links the program with -L and -lmysql, as Lesson 4.0's C build does, so it needs libmysql.lib only while linking and libmysql.dll next to the program every time it runs. mysql_real_connect takes eight values: the first four go in rcx, rdx, r8, and r9, and the other four on the stack, after the 32 bytes of scratch space, at [rsp + 32], [rsp + 40], [rsp + 48], and [rsp + 56], the way sscanf's extra values did in Lesson 2.12a.</w:t>
+        <w:t>Assembly calls MySQL's C API, libmysql, the library Lesson 4.0's C programs use, with the same calls in the same order: mysql_init, mysql_real_connect, mysql_query, mysql_store_result, mysql_fetch_row, mysql_free_result, mysql_error, and mysql_close. Remember, extern names a library's functions, and no header is read, so nothing checks a call against mysql.h: the values each function takes, and the registers they go in, come from MySQL's C API documentation, by hand (Lesson 2.17a). gcc links the program wit</w:t>
+      </w:r>
+      <w:r>
+        <w:t>h -L and -lmysql, as Lesson 4.0's C build does, so it needs libmysql.lib only while linking and libmysql.dll next to the program every time it runs. mysql_real_connect takes eight values: the first four go in rcx, rdx, r8, and r9, and the other four on the stack, after the 32 bytes of scratch space, at [rsp + 32], [rsp + 40], [rsp + 48], and [rsp + 56], the way sscanf's extra values did in Lesson 2.12a.</w:t>
       </w:r>
     </w:p>
     <w:p>
@@ -1654,7 +1673,10 @@
     </w:p>
     <w:p>
       <w:r>
-        <w:t>This lesson gives the Windows version only. On Linux, the program would make the same calls through libmysqlclient, MySQL's C API for Linux, as Lesson 4.0's C programs do there. This course checks Linux Assembly in WSL, and reaching the Windows MySQL server from WSL needs changes to the computer that this course does not make for you: installing libmysqlclient-dev in WSL, WSL network settings, a devuser account allowed to connect from outside localhost, and a firewall rule. Linux Assembly joins the database lessons once those are in place.</w:t>
+        <w:t>This lesson gives the Windows version only. On Linux, the program would make the same calls through libmysqlclient, MySQL's C API for Linux, as Lesson 4.0's C programs do there. This course checks Linux Assembly in WSL, and reaching the Windows MySQL server from WSL needs changes to the computer that this course does not make for you: installing libmysqlclient-dev in WSL, WSL network settings, a devuser account allowed to connect from outside localhost, and a firewall rule. Linux Assembly joins the database</w:t>
+      </w:r>
+      <w:r>
+        <w:t xml:space="preserve"> lessons once those are in place.</w:t>
       </w:r>
     </w:p>
     <w:p>
@@ -1677,7 +1699,10 @@
     </w:p>
     <w:p>
       <w:r>
-        <w:t>Start with the most direct version: main reads SPA_DB_PASSWORD with getenv, creates a connection handle with mysql_init, connects with mysql_real_connect, sends CREATE DATABASE, SELECT VERSION(), and DROP DATABASE with mysql_query, prints a line after each step, and closes the connection. Like every Basic version in this lesson, it first checks that SPA_DB_PASSWORD is set, so a missing variable never turns into a failed login or a crash. Like Lesson 4.0's C version, it also checks mysql_real_connect's result, because a handle that never connected would fail at every later step and crash at mysql_fetch_row; after that, it trusts every step. Every step is commented, so read the comments as you type it.</w:t>
+        <w:t>Start with the most direct version: main reads SPA_DB_PASSWORD with getenv, creates a connection handle with mysql_init, connects with mysql_real_connect, sends CREATE DATABASE, SELECT VERSION(), and DROP DATABASE with mysql_query, prints a line after each step, and closes the connection. Like every Basic version in this lesson, it first checks that SPA_DB_PASSWORD is set, so a missing variable never turns into a failed login or a crash. Like Lesson 4.0's C version, it also checks mysql_real_connect's resul</w:t>
+      </w:r>
+      <w:r>
+        <w:t>t, because a handle that never connected would fail at every later step and crash at mysql_fetch_row; after that, it trusts every step. Every step is commented, so read the comments as you type it.</w:t>
       </w:r>
     </w:p>
     <w:p>
@@ -2205,23 +2230,23 @@
         <w:pStyle w:val="SourceCode"/>
       </w:pPr>
       <w:r>
-        <w:t xml:space="preserve">    ; mysql_init(0) creates an empty connection handle, a MYSQL *, which</w:t>
-      </w:r>
-    </w:p>
-    <w:p>
-      <w:pPr>
-        <w:pStyle w:val="SourceCode"/>
-      </w:pPr>
-      <w:r>
-        <w:t xml:space="preserve">    ; every other mysql_ function uses to reach the server, the way a</w:t>
-      </w:r>
-    </w:p>
-    <w:p>
-      <w:pPr>
-        <w:pStyle w:val="SourceCode"/>
-      </w:pPr>
-      <w:r>
-        <w:t xml:space="preserve">    ; FILE * reaches a file.</w:t>
+        <w:t xml:space="preserve">    ; mysql_init(0) creates an empty connection handle, a MYSQL *; 0 (no</w:t>
+      </w:r>
+    </w:p>
+    <w:p>
+      <w:pPr>
+        <w:pStyle w:val="SourceCode"/>
+      </w:pPr>
+      <w:r>
+        <w:t xml:space="preserve">    ; handle yet) asks it for a new one. Every other mysql_ function uses</w:t>
+      </w:r>
+    </w:p>
+    <w:p>
+      <w:pPr>
+        <w:pStyle w:val="SourceCode"/>
+      </w:pPr>
+      <w:r>
+        <w:t xml:space="preserve">    ; the handle to reach the server, the way a FILE * reaches a file.</w:t>
       </w:r>
     </w:p>
     <w:p>
@@ -3054,7 +3079,10 @@
         <w:pStyle w:val="ListBullet"/>
       </w:pPr>
       <w:r>
-        <w:t>If nothing prints at all and the exit code ($LASTEXITCODE) is -1073741515, Windows could not find a DLL: one of the three DLLs is missing from .\assembly\windows, so rerun the Copy-Item line of the Connector Setup. If the program prints Error: Access denied for user 'devuser'@'localhost' (using password: YES), SPA_DB_PASSWORD holds a different password from the one CREATE USER set. If it crashes without a word, a value is in the wrong register or stack place: compare each call with its comment. If an earlier run stopped partway and left spa_setup_check behind, this Basic version, like Lesson 4.0's C, ignores the failed CREATE DATABASE and carries on, so it still prints Created spa_setup_check; remove the database as Common Mistakes shows.</w:t>
+        <w:t>If nothing prints at all and the exit code ($LASTEXITCODE) is -1073741515, Windows could not find a DLL: one of the three DLLs is missing from .\assembly\windows, so rerun the Copy-Item line of the Connector Setup. If the program prints Error: Access denied for user 'devuser'@'localhost' (using password: YES), SPA_DB_PASSWORD holds a different password from the one CREATE USER set. If it crashes without a word, a value is in the wrong register or stack place: compare each call with its comment. If an earlie</w:t>
+      </w:r>
+      <w:r>
+        <w:t>r run stopped partway and left spa_setup_check behind, this Basic version, like Lesson 4.0's C, ignores the failed CREATE DATABASE and carries on, so it still prints Created spa_setup_check; remove the database as Common Mistakes shows.</w:t>
       </w:r>
     </w:p>
     <w:p>
@@ -3093,7 +3121,10 @@
     </w:p>
     <w:p>
       <w:r>
-        <w:t>The Production-Minded version prints the same lines. It starts with DROP DATABASE IF EXISTS spa_setup_check, which drops the test database only if an earlier run left it behind, so every run starts clean. connect_server returns 0 in eax, or -1 when the connection fails; main then prints the two Error lines through print_error, with mysql_error's reason, closes the handle, and returns 1. run_statement sends one statement and prints one Error line when the server refuses it, and check_setup returns -1 at the first step that fails. main closes the connection once, after check_setup, whatever it returned. These are the functions of Lesson 4.0's C version, one for one.</w:t>
+        <w:t xml:space="preserve">The Production-Minded version prints the same lines. It starts with DROP DATABASE IF EXISTS spa_setup_check, which drops the test database only if an earlier run left it behind, so every run starts clean. connect_server returns 0 in eax, or -1 when the connection fails; main then prints the two Error lines through print_error, with mysql_error's reason, closes the handle, and returns 1. run_statement sends one statement and prints one Error line when the server refuses it, and check_setup returns -1 at the </w:t>
+      </w:r>
+      <w:r>
+        <w:t>first step that fails. main closes the connection once, after check_setup, whatever it returned. These are the functions of Lesson 4.0's C version, one for one.</w:t>
       </w:r>
     </w:p>
     <w:p>
@@ -3637,15 +3668,7 @@
         <w:pStyle w:val="SourceCode"/>
       </w:pPr>
       <w:r>
-        <w:t>; connect_server: connects the handle to the lesson server as the lesson</w:t>
-      </w:r>
-    </w:p>
-    <w:p>
-      <w:pPr>
-        <w:pStyle w:val="SourceCode"/>
-      </w:pPr>
-      <w:r>
-        <w:t>; user.</w:t>
+        <w:t>; connect_server: connects the handle to the lesson server as devuser.</w:t>
       </w:r>
     </w:p>
     <w:p>
@@ -3677,15 +3700,23 @@
         <w:pStyle w:val="SourceCode"/>
       </w:pPr>
       <w:r>
-        <w:t>; Remember, the fifth to eighth values go on the stack after the 32 bytes</w:t>
-      </w:r>
-    </w:p>
-    <w:p>
-      <w:pPr>
-        <w:pStyle w:val="SourceCode"/>
-      </w:pPr>
-      <w:r>
-        <w:t>; of scratch space: no database (0), the port, and two defaults (0, 0).</w:t>
+        <w:t>; rcx already holds the handle; the password moves to r9 before rdx gets</w:t>
+      </w:r>
+    </w:p>
+    <w:p>
+      <w:pPr>
+        <w:pStyle w:val="SourceCode"/>
+      </w:pPr>
+      <w:r>
+        <w:t>; the host. Remember, values 5 to 8 go on the stack after the 32 bytes of</w:t>
+      </w:r>
+    </w:p>
+    <w:p>
+      <w:pPr>
+        <w:pStyle w:val="SourceCode"/>
+      </w:pPr>
+      <w:r>
+        <w:t>; scratch space: no database (0), the port, and two defaults (0, 0).</w:t>
       </w:r>
     </w:p>
     <w:p>
@@ -5519,7 +5550,10 @@
     </w:p>
     <w:p>
       <w:r>
-        <w:t>Both versions read SPA_DB_PASSWORD, connect to 127.0.0.1:3306 as devuser, create spa_setup_check, print the server version, drop the database, and close the connection, and both refuse to start without the password. The Basic version does it all in main and trusts every step after that. The Production-Minded version connects through connect_server, which the Chapter 4 lessons and project reuse, reports a failed connection with its reason and a failed statement with the server's message, starts clean with DROP DATABASE IF EXISTS, and closes the connection with its cleanup form even after an error.</w:t>
+        <w:t>Both versions read SPA_DB_PASSWORD, connect to 127.0.0.1:3306 as devuser, create spa_setup_check, print the server version, drop the database, and close the connection, and both refuse to start without the password. The Basic version does it all in main and trusts every step after that. The Production-Minded version connects through connect_server, which the Chapter 4 lessons and project reuse, reports a failed connection with its reason and a failed statement with the server's message, starts clean with DR</w:t>
+      </w:r>
+      <w:r>
+        <w:t>OP DATABASE IF EXISTS, and closes the connection with its cleanup form even after an error.</w:t>
       </w:r>
     </w:p>
     <w:p>
@@ -5547,7 +5581,10 @@
     </w:p>
     <w:p>
       <w:r>
-        <w:t>Rust uses the mysql crate, by Anatoly Ikorsky: widely used, free to use under the MIT and Apache-2.0 licenses, and written in Rust, so it speaks MySQL's network protocol itself and needs no DLL. A Conn is one connection, OptsBuilder collects its settings, and a failure is a mysql::Error inside an Err. The methods that send SQL, such as query_drop and query_first, belong to a trait named Queryable: a trait is a set of methods a type promises to have, and a program may call them only after use names the trait, as use std::io::Write made write! work in Lesson 3.1a. Programs that open many connections use the crate's Pool instead, a set of connections reused in turn; one Conn is enough here.</w:t>
+        <w:t>Rust uses the mysql crate, by Anatoly Ikorsky: widely used, free to use under the MIT and Apache-2.0 licenses, and written in Rust, so it speaks MySQL's network protocol itself and needs no DLL. A Conn is one connection, OptsBuilder collects its settings, and a failure is a mysql::Error inside an Err. The methods that send SQL, such as query_drop and query_first, belong to a trait named Queryable: a trait is a set of methods a type promises to have, and a program may call them only after use names the trait</w:t>
+      </w:r>
+      <w:r>
+        <w:t>, as use std::io::Write made write! work in Lesson 3.1a. Programs that open many connections use the crate's Pool instead, a set of connections reused in turn; one Conn is enough here.</w:t>
       </w:r>
     </w:p>
     <w:p>
@@ -5570,7 +5607,10 @@
     </w:p>
     <w:p>
       <w:r>
-        <w:t>Start with the most direct version: main reads SPA_DB_PASSWORD with env::var, fills an OptsBuilder, connects with Conn::new, sends CREATE DATABASE and DROP DATABASE with query_drop and SELECT VERSION() with query_first, and prints a line after each step. Like every Basic version in this lesson, it first checks that SPA_DB_PASSWORD is set, so a missing variable never turns into a failed login or a crash. After that, it trusts every step with unwrap; the Production-Minded version checks them. Every step is commented, so read the comments as you type it.</w:t>
+        <w:t>Start with the most direct version: main reads SPA_DB_PASSWORD with env::var, fills an OptsBuilder, connects with Conn::new, sends CREATE DATABASE and DROP DATABASE with query_drop and SELECT VERSION() with query_first, and prints a line after each step. Like every Basic version in this lesson, it first checks that SPA_DB_PASSWORD is set, so a missing variable never turns into a failed login or a crash. After that, it trusts every step with unwrap; the Production-Minded version checks them. Every step is co</w:t>
+      </w:r>
+      <w:r>
+        <w:t>mmented, so read the comments as you type it.</w:t>
       </w:r>
     </w:p>
     <w:p>
@@ -6574,15 +6614,15 @@
         <w:pStyle w:val="SourceCode"/>
       </w:pPr>
       <w:r>
-        <w:t>/// database again. Returns Ok(()), or the Err of the first step that</w:t>
-      </w:r>
-    </w:p>
-    <w:p>
-      <w:pPr>
-        <w:pStyle w:val="SourceCode"/>
-      </w:pPr>
-      <w:r>
-        <w:t>/// fails. Remember, ? gives the Ok value or returns the Err at once.</w:t>
+        <w:t>/// database again. Remember, &amp;mut lends the connection so it can change,</w:t>
+      </w:r>
+    </w:p>
+    <w:p>
+      <w:pPr>
+        <w:pStyle w:val="SourceCode"/>
+      </w:pPr>
+      <w:r>
+        <w:t>/// and ? gives the Ok value or returns the first step's Err at once.</w:t>
       </w:r>
     </w:p>
     <w:p>
@@ -7328,7 +7368,10 @@
     </w:p>
     <w:p>
       <w:r>
-        <w:t>Both versions read SPA_DB_PASSWORD, connect to 127.0.0.1:3306 as devuser, create spa_setup_check, print the server version, drop the database, and close the connection, and both refuse to start without the password. The Basic version does it all in main and trusts every step after that. The Production-Minded version connects through connect_server, which the Chapter 4 lessons and project reuse, reports a failed connection with its reason and a failed statement with the server's message, starts clean with DROP DATABASE IF EXISTS, and closes the connection with its cleanup form even after an error.</w:t>
+        <w:t>Both versions read SPA_DB_PASSWORD, connect to 127.0.0.1:3306 as devuser, create spa_setup_check, print the server version, drop the database, and close the connection, and both refuse to start without the password. The Basic version does it all in main and trusts every step after that. The Production-Minded version connects through connect_server, which the Chapter 4 lessons and project reuse, reports a failed connection with its reason and a failed statement with the server's message, starts clean with DR</w:t>
+      </w:r>
+      <w:r>
+        <w:t>OP DATABASE IF EXISTS, and closes the connection with its cleanup form even after an error.</w:t>
       </w:r>
     </w:p>
     <w:p>
@@ -7379,7 +7422,10 @@
     </w:p>
     <w:p>
       <w:r>
-        <w:t>Start with the most direct version: main reads SPA_DB_PASSWORD with os:getenv, check_connector makes sure the connector is there, then check_setup connects with mysql:start_link, sends CREATE DATABASE, SELECT VERSION(), and DROP DATABASE with mysql:query, prints a line after each step, and closes the connection with mysql:stop. Like every Basic version in this lesson, it first checks that SPA_DB_PASSWORD is set, so a missing variable never turns into a failed login or a crash. After that, it trusts every step: each result is matched with =, so a failure stops the program with a badmatch error; the Production-Minded version checks them. Every step is commented, so read the comments as you type it.</w:t>
+        <w:t>Start with the most direct version: main reads SPA_DB_PASSWORD with os:getenv, check_connector makes sure the connector is there, then check_setup connects with mysql:start_link, sends CREATE DATABASE, SELECT VERSION(), and DROP DATABASE with mysql:query, prints a line after each step, and closes the connection with mysql:stop. Like every Basic version in this lesson, it first checks that SPA_DB_PASSWORD is set, so a missing variable never turns into a failed login or a crash. After that, it trusts every st</w:t>
+      </w:r>
+      <w:r>
+        <w:t>ep: each result is matched with =, so a failure stops the program with a badmatch error; the Production-Minded version checks them. Every step is commented, so read the comments as you type it.</w:t>
       </w:r>
     </w:p>
     <w:p>
@@ -7973,7 +8019,10 @@
         <w:keepNext/>
       </w:pPr>
       <w:r>
-        <w:t>Run these commands from the lesson-4.0-extended folder, in a terminal opened after you set SPA_DB_PASSWORD. erlc compiles the connector's five modules and the lesson's module into the erlang folder, and -pa .\erlang lets erl find them all. The connector's modules copy in definitions from three .hrl files in .\vendor\mysql\include: a .hrl file is an Erlang header, a file of definitions that modules copy in with -include, the way a C file includes a .h file, and -I .\vendor\mysql\include tells erlc where to find them, as -I does for gcc. On Linux or macOS, * stands for every .erl file in the folder, the same five. erlc prints four warnings for mysql_encode.erl, each starting Warning: variable 'H1' exported from list (or 'H2'): newer Erlang releases discourage a style the connector's own code still uses. They are warnings about the connector, not errors and not about your code, and every module is built.</w:t>
+        <w:t>Run these commands from the lesson-4.0-extended folder, in a terminal opened after you set SPA_DB_PASSWORD. erlc compiles the connector's five modules and the lesson's module into the erlang folder, and -pa .\erlang lets erl find them all. The connector's modules copy in definitions from three .hrl files in .\vendor\mysql\include: a .hrl file is an Erlang header, a file of definitions that modules copy in with -include, the way a C file includes a .h file, and -I .\vendor\mysql\include tells erlc where to f</w:t>
+      </w:r>
+      <w:r>
+        <w:t>ind them, as -I does for gcc. On Linux or macOS, * stands for every .erl file in the folder, the same five. erlc prints four warnings for mysql_encode.erl, each starting Warning: variable 'H1' exported from list (or 'H2'): newer Erlang releases discourage a style the connector's own code still uses. They are warnings about the connector, not errors and not about your code, and every module is built.</w:t>
       </w:r>
     </w:p>
     <w:p>
@@ -8167,7 +8216,10 @@
         <w:pStyle w:val="ListBullet"/>
       </w:pPr>
       <w:r>
-        <w:t>If erl stops with Runtime terminating during boot and {badmatch,{error,...}}, a step failed and its = match stopped the program; the reason is inside: {1045,&lt;&lt;"28000"&gt;&gt;,&lt;&lt;"Access denied for user ..."&gt;&gt;} means SPA_DB_PASSWORD holds a different password from the one CREATE USER set, and econnrefused means no server answered. erl also writes an erl_crash.dump file; delete it: it holds the program's memory, which can include the password. If the program prints Error: the mysql connector module was not found, the erlc command left out the connector's five modules, or the Erlang Connector Setup did not run.</w:t>
+        <w:t>If erl stops with Runtime terminating during boot and {badmatch,{error,...}}, a step failed and its = match stopped the program; the reason is inside: {1045,&lt;&lt;"28000"&gt;&gt;,&lt;&lt;"Access denied for user ..."&gt;&gt;} means SPA_DB_PASSWORD holds a different password from the one CREATE USER set, and econnrefused means no server answered. erl also writes an erl_crash.dump file; delete it: it holds the program's memory, which can include the password. If the program prints Error: the mysql connector module was not found, th</w:t>
+      </w:r>
+      <w:r>
+        <w:t>e erlc command left out the connector's five modules, or the Erlang Connector Setup did not run.</w:t>
       </w:r>
     </w:p>
     <w:p>
@@ -8206,7 +8258,10 @@
     </w:p>
     <w:p>
       <w:r>
-        <w:t>The Production-Minded version prints the same lines. It starts with DROP DATABASE IF EXISTS spa_setup_check, which drops the test database only if an earlier run left it behind, so every run starts clean. connect_server returns {ok, Connection}, or {error, Message} with the server and the connector's reason, which reason_text turns into text. run_statement and print_version each return true, or print one Error line and return false, and check_setup joins the steps with andalso, as Lesson 2.14a joined its changes, so the first false stops the rest. check_connector makes sure the connector is there, check_server closes the connection in the after part of a try, and finish ends with exit code 1 when a step failed. main first turns Erlang's logger off, because the connector would otherwise print its own long reports of a failed connection on the normal output.</w:t>
+        <w:t>The Production-Minded version prints the same lines. It starts with DROP DATABASE IF EXISTS spa_setup_check, which drops the test database only if an earlier run left it behind, so every run starts clean. connect_server returns {ok, Connection}, or {error, Message} with the server and the connector's reason, which reason_text turns into text. run_statement and print_version each return true, or print one Error line and return false, and check_setup joins the steps with andalso, as Lesson 2.14a joined its ch</w:t>
+      </w:r>
+      <w:r>
+        <w:t>anges, so the first false stops the rest. check_connector makes sure the connector is there, check_server closes the connection in the after part of a try, and finish ends with exit code 1 when a step failed. main first turns Erlang's logger off, because the connector would otherwise print its own long reports of a failed connection on the normal output.</w:t>
       </w:r>
     </w:p>
     <w:p>
@@ -8303,15 +8358,15 @@
         <w:pStyle w:val="SourceCode"/>
       </w:pPr>
       <w:r>
-        <w:t>%% Connects to the lesson server as the lesson user. Returns</w:t>
-      </w:r>
-    </w:p>
-    <w:p>
-      <w:pPr>
-        <w:pStyle w:val="SourceCode"/>
-      </w:pPr>
-      <w:r>
-        <w:t>%% {ok, Connection}, or {error, Message} naming the server and the reason.</w:t>
+        <w:t>%% Returns {ok, Connection}, a pid() (the connection process's id), or</w:t>
+      </w:r>
+    </w:p>
+    <w:p>
+      <w:pPr>
+        <w:pStyle w:val="SourceCode"/>
+      </w:pPr>
+      <w:r>
+        <w:t>%% {error, Message}: iodata(), text that may be nested lists and binaries.</w:t>
       </w:r>
     </w:p>
     <w:p>
@@ -9817,7 +9872,10 @@
     </w:p>
     <w:p>
       <w:r>
-        <w:t>Both versions read SPA_DB_PASSWORD, connect to 127.0.0.1:3306 as devuser, create spa_setup_check, print the server version, drop the database, and close the connection, and both refuse to start without the password. The Basic version does it all in main and check_setup and trusts every step after that. The Production-Minded version connects through connect_server, which the Chapter 4 lessons and project reuse, reports a failed connection with its reason and a failed statement with the server's message, starts clean with DROP DATABASE IF EXISTS, and closes the connection with its cleanup form even after an error.</w:t>
+        <w:t>Both versions read SPA_DB_PASSWORD, connect to 127.0.0.1:3306 as devuser, create spa_setup_check, print the server version, drop the database, and close the connection, and both refuse to start without the password. The Basic version does it all in main and check_setup and trusts every step after that. The Production-Minded version connects through connect_server, which the Chapter 4 lessons and project reuse, reports a failed connection with its reason and a failed statement with the server's message, star</w:t>
+      </w:r>
+      <w:r>
+        <w:t>ts clean with DROP DATABASE IF EXISTS, and closes the connection with its cleanup form even after an error.</w:t>
       </w:r>
     </w:p>
     <w:p>
@@ -9845,7 +9903,10 @@
     </w:p>
     <w:p>
       <w:r>
-        <w:t>There is no MySQL connector for Solidity, and there cannot be one: as the Concept section explains, a contract runs on every node of its chain and may use only what every node sees the same way, so it cannot open a connection to anything. This section therefore makes no database connection, and fakes none. Instead it does the part of the setup check that Solidity does have: a forge script, which runs in forge on your computer rather than on a chain, connects to a chain node over the network and asks it two questions, as the other programs ask MySQL. The node is anvil, at 127.0.0.1, port 8545. vm.rpcJson(node, method, parameters) sends one JSON-RPC request, a request written as JSON and sent over HTTP, which is how every program talks to an Ethereum node, and returns the answer as JSON text.</w:t>
+        <w:t xml:space="preserve">There is no MySQL connector for Solidity, and there cannot be one: as the Concept section explains, a contract runs on every node of its chain and may use only what every node sees the same way, so it cannot open a connection to anything. This section therefore makes no database connection, and fakes none. Instead it does the part of the setup check that Solidity does have: a forge script, which runs in forge on your computer rather than on a chain, connects to a chain node over the network and asks it two </w:t>
+      </w:r>
+      <w:r>
+        <w:t>questions, as the other programs ask MySQL. The node is anvil, at 127.0.0.1, port 8545. vm.rpcJson(node, method, parameters) sends one JSON-RPC request, a request written as JSON and sent over HTTP, which is how every program talks to an Ethereum node, and returns the answer as JSON text.</w:t>
       </w:r>
     </w:p>
     <w:p>
@@ -10251,7 +10312,10 @@
         <w:keepNext/>
       </w:pPr>
       <w:r>
-        <w:t>Run these commands from the lesson-4.0-extended folder. anvil is a program that keeps running until it is stopped, so the commands start it in the background, run the script, and stop it again. Start-Process starts a program and returns at once without waiting for it: -ArgumentList passes anvil its --silent option, so it prints nothing; -PassThru hands back the started process, which $anvil keeps; and -WindowStyle Hidden runs it without a window of its own. Start-Sleep -Seconds 2 waits two seconds, so anvil is listening before the script asks. Stop-Process -Id $anvil.Id stops anvil by its process id, so nothing is left running. You can also run anvil in a second terminal instead and stop it there with Ctrl+C.</w:t>
+        <w:t>Run these commands from the lesson-4.0-extended folder. anvil is a program that keeps running until it is stopped, so the commands start it in the background, run the script, and stop it again. Start-Process starts a program and returns at once without waiting for it: -ArgumentList passes anvil its --silent option, so it prints nothing; -PassThru hands back the started process, which $anvil keeps; and -WindowStyle Hidden runs it without a window of its own. Start-Sleep -Seconds 2 waits two seconds, so anvil</w:t>
+      </w:r>
+      <w:r>
+        <w:t xml:space="preserve"> is listening before the script asks. Stop-Process -Id $anvil.Id stops anvil by its process id, so nothing is left running. You can also run anvil in a second terminal instead and stop it there with Ctrl+C.</w:t>
       </w:r>
     </w:p>
     <w:p>
@@ -11862,7 +11926,10 @@
     </w:p>
     <w:p>
       <w:r>
-        <w:t>The Chapter 4 project, the Database-Backed Contact Manager, keeps its contacts in spa_contacts and reaches it through the connection this lesson sets up: devuser, 127.0.0.1:3306, the password from SPA_DB_PASSWORD, and each language's connector. In Assembly, Rust, and Erlang, connect_server is that piece: it connects to the server as the lesson user and reports a failed connection with its reason, and Lesson 4.2 builds connect_database on top of it, which also chooses the database. Solidity cannot take part in a MySQL project; its connectNode is the nearest piece, a check that the node answers before a script relies on it.</w:t>
+        <w:t xml:space="preserve">The Chapter 4 project, the Database-Backed Contact Manager, keeps its contacts in spa_contacts and reaches it through the connection this lesson sets up: devuser, 127.0.0.1:3306, the password from SPA_DB_PASSWORD, and each language's connector. In Assembly, Rust, and Erlang, connect_server is that piece: it connects to the server as the lesson user and reports a failed connection with its reason, and Lesson 4.2 builds connect_database on top of it, which also chooses the database. Solidity cannot take part </w:t>
+      </w:r>
+      <w:r>
+        <w:t>in a MySQL project; its connectNode is the nearest piece, a check that the node answers before a script relies on it.</w:t>
       </w:r>
     </w:p>
     <w:p>
@@ -12258,7 +12325,10 @@
     </w:p>
     <w:p>
       <w:r>
-        <w:t>Assembly, Rust, and Erlang each connected to Lesson 4.0's server as devuser, with the password from SPA_DB_PASSWORD, created spa_setup_check, printed the server's version, and dropped it again, printing exactly the lines Lesson 4.0's programs print. Assembly did it through libmysql, the C API, with its DLLs next to the program; Rust and Erlang through connectors written in their own languages, pinned and installed inside the project, mysql-otp by hand from Hex. The Production-Minded versions report a missing password or a failed connection with its reason, in Lesson 2.11a's style, and close the connection with Lesson 3.2a's cleanup forms. Solidity showed the limit: a contract cannot reach a database at all, and keeps its data in on-chain storage instead, while a forge script can reach a chain node, and checked that anvil answers. Lesson 4.1 explains what a database holds, and Lesson 4.2 connects to a lesson database by name.</w:t>
+        <w:t>Assembly, Rust, and Erlang each connected to Lesson 4.0's server as devuser, with the password from SPA_DB_PASSWORD, created spa_setup_check, printed the server's version, and dropped it again, printing exactly the lines Lesson 4.0's programs print. Assembly did it through libmysql, the C API, with its DLLs next to the program; Rust and Erlang through connectors written in their own languages, pinned and installed inside the project, mysql-otp by hand from Hex. The Production-Minded versions report a missin</w:t>
+      </w:r>
+      <w:r>
+        <w:t>g password or a failed connection with its reason, in Lesson 2.11a's style, and close the connection with Lesson 3.2a's cleanup forms. Solidity showed the limit: a contract cannot reach a database at all, and keeps its data in on-chain storage instead, while a forge script can reach a chain node, and checked that anvil answers. Lesson 4.1 explains what a database holds, and Lesson 4.2 connects to a lesson database by name.</w:t>
       </w:r>
     </w:p>
     <w:sectPr>
@@ -12444,31 +12514,31 @@
       </w:rPr>
     </w:lvl>
   </w:abstractNum>
-  <w:num w:numId="1" w16cid:durableId="1537279179">
+  <w:num w:numId="1" w16cid:durableId="1004628351">
     <w:abstractNumId w:val="8"/>
   </w:num>
-  <w:num w:numId="2" w16cid:durableId="1398629626">
+  <w:num w:numId="2" w16cid:durableId="463499033">
     <w:abstractNumId w:val="6"/>
   </w:num>
-  <w:num w:numId="3" w16cid:durableId="710573535">
+  <w:num w:numId="3" w16cid:durableId="2042388858">
     <w:abstractNumId w:val="5"/>
   </w:num>
-  <w:num w:numId="4" w16cid:durableId="1087267468">
+  <w:num w:numId="4" w16cid:durableId="1070812099">
     <w:abstractNumId w:val="4"/>
   </w:num>
-  <w:num w:numId="5" w16cid:durableId="1737819427">
+  <w:num w:numId="5" w16cid:durableId="1964189431">
     <w:abstractNumId w:val="7"/>
   </w:num>
-  <w:num w:numId="6" w16cid:durableId="1486122463">
+  <w:num w:numId="6" w16cid:durableId="3175027">
     <w:abstractNumId w:val="3"/>
   </w:num>
-  <w:num w:numId="7" w16cid:durableId="2066369952">
+  <w:num w:numId="7" w16cid:durableId="1503551120">
     <w:abstractNumId w:val="2"/>
   </w:num>
-  <w:num w:numId="8" w16cid:durableId="565843272">
+  <w:num w:numId="8" w16cid:durableId="1093862974">
     <w:abstractNumId w:val="1"/>
   </w:num>
-  <w:num w:numId="9" w16cid:durableId="1780373061">
+  <w:num w:numId="9" w16cid:durableId="1433472211">
     <w:abstractNumId w:val="0"/>
   </w:num>
 </w:numbering>
